--- a/report/TranThiHaVy_Baocaotuan02.docx
+++ b/report/TranThiHaVy_Baocaotuan02.docx
@@ -3152,12 +3152,6 @@
             <w:insideH w:val="single" w:color="auto" w:sz="4" w:space="0"/>
             <w:insideV w:val="single" w:color="auto" w:sz="4" w:space="0"/>
           </w:tblBorders>
-          <w:tblCellMar>
-            <w:top w:w="0" w:type="dxa"/>
-            <w:left w:w="108" w:type="dxa"/>
-            <w:bottom w:w="0" w:type="dxa"/>
-            <w:right w:w="108" w:type="dxa"/>
-          </w:tblCellMar>
         </w:tblPrEx>
         <w:tc>
           <w:tcPr>
@@ -8106,6 +8100,8 @@
       <w:r>
         <w:t>PHỤ LỤC TIẾN ĐỘ TUẦN 02</w:t>
       </w:r>
+      <w:bookmarkStart w:id="0" w:name="_GoBack"/>
+      <w:bookmarkEnd w:id="0"/>
     </w:p>
     <w:p>
       <w:pPr>
@@ -8153,12 +8149,6 @@
             <w:insideH w:val="single" w:color="auto" w:sz="4" w:space="0"/>
             <w:insideV w:val="single" w:color="auto" w:sz="4" w:space="0"/>
           </w:tblBorders>
-          <w:tblCellMar>
-            <w:top w:w="0" w:type="dxa"/>
-            <w:left w:w="108" w:type="dxa"/>
-            <w:bottom w:w="0" w:type="dxa"/>
-            <w:right w:w="108" w:type="dxa"/>
-          </w:tblCellMar>
         </w:tblPrEx>
         <w:trPr>
           <w:tblHeader/>
@@ -8702,16 +8692,17 @@
             <w:pPr>
               <w:spacing w:before="0" w:after="0" w:line="276" w:lineRule="auto"/>
               <w:jc w:val="left"/>
-            </w:pPr>
-            <w:r>
-              <w:rPr>
-                <w:rFonts w:ascii="Times New Roman" w:hAnsi="Times New Roman" w:eastAsia="Times New Roman" w:cs="Times New Roman"/>
-                <w:b w:val="0"/>
-                <w:i w:val="0"/>
-                <w:color w:val="1F2937"/>
-                <w:sz w:val="21"/>
-              </w:rPr>
-              <w:t>[BỔ SUNG GÓP Ý CỦA GIẢNG VIÊN]</w:t>
+              <w:rPr>
+                <w:rFonts w:hint="default"/>
+                <w:lang w:val="vi-VN"/>
+              </w:rPr>
+            </w:pPr>
+            <w:r>
+              <w:rPr>
+                <w:rFonts w:hint="default"/>
+                <w:lang w:val="vi-VN"/>
+              </w:rPr>
+              <w:t>Cần bổ sung góp ý từ giảng viên</w:t>
             </w:r>
           </w:p>
         </w:tc>
@@ -10049,7 +10040,17 @@
                 <w:color w:val="5B6573"/>
                 <w:sz w:val="21"/>
               </w:rPr>
-              <w:t>25/07/2026 - [BỔ SUNG MÃ COMMIT KHI ĐẨY REPO]</w:t>
+              <w:t xml:space="preserve">25/07/2026 - </w:t>
+            </w:r>
+            <w:r>
+              <w:rPr>
+                <w:rFonts w:hint="default" w:ascii="Times New Roman" w:hAnsi="Times New Roman" w:eastAsia="Times New Roman" w:cs="Times New Roman"/>
+                <w:b w:val="0"/>
+                <w:i/>
+                <w:color w:val="5B6573"/>
+                <w:sz w:val="21"/>
+              </w:rPr>
+              <w:t>7b4e122</w:t>
             </w:r>
           </w:p>
         </w:tc>
@@ -12394,12 +12395,6 @@
             <w:insideH w:val="single" w:color="auto" w:sz="4" w:space="0"/>
             <w:insideV w:val="single" w:color="auto" w:sz="4" w:space="0"/>
           </w:tblBorders>
-          <w:tblCellMar>
-            <w:top w:w="0" w:type="dxa"/>
-            <w:left w:w="108" w:type="dxa"/>
-            <w:bottom w:w="0" w:type="dxa"/>
-            <w:right w:w="108" w:type="dxa"/>
-          </w:tblCellMar>
         </w:tblPrEx>
         <w:tc>
           <w:tcPr>
@@ -12745,10 +12740,10 @@
         </w:tblCellMar>
       </w:tblPr>
       <w:tblGrid>
-        <w:gridCol w:w="2452"/>
-        <w:gridCol w:w="2470"/>
-        <w:gridCol w:w="2467"/>
-        <w:gridCol w:w="2465"/>
+        <w:gridCol w:w="2455"/>
+        <w:gridCol w:w="2473"/>
+        <w:gridCol w:w="2469"/>
+        <w:gridCol w:w="2457"/>
       </w:tblGrid>
       <w:tr>
         <w:tblPrEx>
@@ -13258,12 +13253,12 @@
             </w:pPr>
             <w:r>
               <w:rPr>
-                <w:rFonts w:ascii="Times New Roman" w:hAnsi="Times New Roman" w:eastAsia="Times New Roman"/>
+                <w:rFonts w:hint="default" w:ascii="Times New Roman" w:hAnsi="Times New Roman" w:eastAsia="Times New Roman"/>
                 <w:b w:val="0"/>
                 <w:i w:val="0"/>
                 <w:sz w:val="22"/>
               </w:rPr>
-              <w:t>[BỔ SUNG MÃ COMMIT]</w:t>
+              <w:t>7b4e122</w:t>
             </w:r>
           </w:p>
         </w:tc>
@@ -13622,12 +13617,6 @@
             <w:insideH w:val="single" w:color="auto" w:sz="4" w:space="0"/>
             <w:insideV w:val="single" w:color="auto" w:sz="4" w:space="0"/>
           </w:tblBorders>
-          <w:tblCellMar>
-            <w:top w:w="0" w:type="dxa"/>
-            <w:left w:w="108" w:type="dxa"/>
-            <w:bottom w:w="0" w:type="dxa"/>
-            <w:right w:w="108" w:type="dxa"/>
-          </w:tblCellMar>
         </w:tblPrEx>
         <w:tc>
           <w:tcPr>
@@ -13830,10 +13819,7 @@
         </w:tc>
       </w:tr>
     </w:tbl>
-    <w:p>
-      <w:bookmarkStart w:id="0" w:name="_GoBack"/>
-      <w:bookmarkEnd w:id="0"/>
-    </w:p>
+    <w:p/>
     <w:sectPr>
       <w:pgSz w:w="11906" w:h="16838"/>
       <w:pgMar w:top="1134" w:right="1134" w:bottom="1134" w:left="1134" w:header="709" w:footer="709" w:gutter="0"/>
